--- a/vertrag/05_AnlageC_SLA.docx
+++ b/vertrag/05_AnlageC_SLA.docx
@@ -137,7 +137,7 @@
           <w:sz w:val="21"/>
           <w:szCs w:val="21"/>
         </w:rPr>
-        <w:t xml:space="preserve">NexAI – Next Generation Intelligence GbR</w:t>
+        <w:t xml:space="preserve">NexAI – Next Generation Artificial Intelligence GbR</w:t>
       </w:r>
       <w:r>
         <w:rPr>
@@ -639,7 +639,7 @@
           <w:sz w:val="21"/>
           <w:szCs w:val="21"/>
         </w:rPr>
-        <w:t xml:space="preserve"> unter 0176 20147646 innerhalb der Servicezeiten;</w:t>
+        <w:t xml:space="preserve"> unter 0176 80714816 innerhalb der Servicezeiten;</w:t>
       </w:r>
     </w:p>
     <w:p>
@@ -3984,7 +3984,7 @@
         <w:sz w:val="15"/>
         <w:szCs w:val="15"/>
       </w:rPr>
-      <w:t xml:space="preserve">NexAI – Next Generation Intelligence GbR</w:t>
+      <w:t xml:space="preserve">NexAI – Next Generation Artificial Intelligence GbR</w:t>
     </w:r>
     <w:r>
       <w:rPr>

--- a/vertrag/05_AnlageC_SLA.docx
+++ b/vertrag/05_AnlageC_SLA.docx
@@ -44,7 +44,7 @@
           <w:sz w:val="24"/>
           <w:szCs w:val="24"/>
         </w:rPr>
-        <w:t xml:space="preserve">Support- und Servicebedingungen für den laufenden Betrieb der Agenten</w:t>
+        <w:t xml:space="preserve">Support- und Servicebedingungen für den laufenden Betrieb der Agenten und Anwendungen</w:t>
       </w:r>
     </w:p>
     <w:p>
@@ -150,7 +150,7 @@
           <w:sz w:val="21"/>
           <w:szCs w:val="21"/>
         </w:rPr>
-        <w:t xml:space="preserve">, Untere Bergstraße 13, 74586 Frankenhardt-Honhardt, vertreten durch die Gesellschafter Maximilian Trenk und Jason Brian Merklein (nachfolgend "NexAI"), gegenüber dem im Auftragsformular bezeichneten Kunden (nachfolgend "Kunde") erbrachten Betriebsleistungen, insbesondere Betrieb, Wartung, Hosting und Support der Agenten.</w:t>
+        <w:t xml:space="preserve">, Untere Bergstraße 13, 74586 Frankenhardt-Honhardt, vertreten durch die Gesellschafter Maximilian Trenk und Jason Brian Merklein (nachfolgend "NexAI"), gegenüber dem im Auftragsformular bezeichneten Kunden (nachfolgend "Kunde") erbrachten Betriebsleistungen, insbesondere Betrieb, Wartung, Hosting und Support der Agenten und Anwendungen.</w:t>
       </w:r>
     </w:p>
     <w:p>
@@ -1883,7 +1883,7 @@
           <w:sz w:val="21"/>
           <w:szCs w:val="21"/>
         </w:rPr>
-        <w:t xml:space="preserve">die Entgegennahme, Kategorisierung und Bearbeitung von Störungsmeldungen zu den beauftragten Agenten;</w:t>
+        <w:t xml:space="preserve">die Entgegennahme, Kategorisierung und Bearbeitung von Störungsmeldungen zu den beauftragten Agenten und Anwendungen;</w:t>
       </w:r>
     </w:p>
     <w:p>
@@ -1929,7 +1929,7 @@
           <w:sz w:val="21"/>
           <w:szCs w:val="21"/>
         </w:rPr>
-        <w:t xml:space="preserve">die laufende Betreuung, Wartung und Pflege der beauftragten Agenten im vertraglich vereinbarten Umfang;</w:t>
+        <w:t xml:space="preserve">die laufende Betreuung, Wartung und Pflege der beauftragten Agenten und Anwendungen im vertraglich vereinbarten Umfang;</w:t>
       </w:r>
     </w:p>
     <w:p>
@@ -1952,7 +1952,7 @@
           <w:sz w:val="21"/>
           <w:szCs w:val="21"/>
         </w:rPr>
-        <w:t xml:space="preserve">geringfügige Konfigurationsanpassungen bestehender Agenten ohne wesentliche Änderung des Leistungsumfangs;</w:t>
+        <w:t xml:space="preserve">geringfügige Konfigurationsanpassungen bestehender Agenten und Anwendungen ohne wesentliche Änderung des Leistungsumfangs;</w:t>
       </w:r>
     </w:p>
     <w:p>
@@ -2063,7 +2063,7 @@
           <w:sz w:val="21"/>
           <w:szCs w:val="21"/>
         </w:rPr>
-        <w:t xml:space="preserve"> oder wesentlicher Erweiterungen bestehender Agenten;</w:t>
+        <w:t xml:space="preserve"> oder wesentlicher Erweiterungen bestehender Agenten und Anwendungen;</w:t>
       </w:r>
     </w:p>
     <w:p>
@@ -2099,7 +2099,7 @@
           <w:sz w:val="21"/>
           <w:szCs w:val="21"/>
         </w:rPr>
-        <w:t xml:space="preserve">weiterer oder neuer Agenten</w:t>
+        <w:t xml:space="preserve">weiterer oder neuer Agenten und Anwendungen</w:t>
       </w:r>
       <w:r>
         <w:rPr>
@@ -2395,7 +2395,7 @@
           <w:sz w:val="21"/>
           <w:szCs w:val="21"/>
         </w:rPr>
-        <w:t xml:space="preserve">Planbare Wartungsarbeiten, die zu einer voraussichtlichen Beeinträchtigung der Erreichbarkeit der Agenten führen, kündigt NexAI mit einer Frist von mindestens </w:t>
+        <w:t xml:space="preserve">Planbare Wartungsarbeiten, die zu einer voraussichtlichen Beeinträchtigung der Erreichbarkeit der Agenten und Anwendungen führen, kündigt NexAI mit einer Frist von mindestens </w:t>
       </w:r>
       <w:r>
         <w:rPr>
@@ -2578,7 +2578,7 @@
           <w:sz w:val="21"/>
           <w:szCs w:val="21"/>
         </w:rPr>
-        <w:t xml:space="preserve"> der Agenten. Als </w:t>
+        <w:t xml:space="preserve"> der Agenten und Anwendungen. Als </w:t>
       </w:r>
       <w:r>
         <w:rPr>
@@ -2855,7 +2855,7 @@
           <w:sz w:val="21"/>
           <w:szCs w:val="21"/>
         </w:rPr>
-        <w:t xml:space="preserve"> der Agenten durch und sagt eine solche nicht zu. Die Erkennung und Meldung von Störungen erfolgt im Rahmen der Servicezeiten sowie durch Meldungen des Kunden.</w:t>
+        <w:t xml:space="preserve"> der Agenten und Anwendungen durch und sagt eine solche nicht zu. Die Erkennung und Meldung von Störungen erfolgt im Rahmen der Servicezeiten sowie durch Meldungen des Kunden.</w:t>
       </w:r>
     </w:p>
     <w:p>
@@ -2884,7 +2884,7 @@
           <w:sz w:val="21"/>
           <w:szCs w:val="21"/>
         </w:rPr>
-        <w:t xml:space="preserve">Der Kunde ist selbst dafür verantwortlich, für den Fall einer Nichtverfügbarkeit oder Störung der Agenten ein </w:t>
+        <w:t xml:space="preserve">Der Kunde ist selbst dafür verantwortlich, für den Fall einer Nichtverfügbarkeit oder Störung der Agenten und Anwendungen ein </w:t>
       </w:r>
       <w:r>
         <w:rPr>

--- a/vertrag/05_AnlageC_SLA.docx
+++ b/vertrag/05_AnlageC_SLA.docx
@@ -62,7 +62,7 @@
           <w:sz w:val="18"/>
           <w:szCs w:val="18"/>
         </w:rPr>
-        <w:t xml:space="preserve">Stand: Juli 2026</w:t>
+        <w:t xml:space="preserve">Stand: September 2026</w:t>
       </w:r>
     </w:p>
     <w:p>
@@ -365,7 +365,7 @@
           <w:sz w:val="21"/>
           <w:szCs w:val="21"/>
         </w:rPr>
-        <w:t xml:space="preserve">08:00 bis 17:00 Uhr</w:t>
+        <w:t xml:space="preserve">09:00 bis 17:00 Uhr</w:t>
       </w:r>
       <w:r>
         <w:rPr>
@@ -488,7 +488,7 @@
           <w:sz w:val="21"/>
           <w:szCs w:val="21"/>
         </w:rPr>
-        <w:t xml:space="preserve">Supportanfragen, die außerhalb der Servicezeiten eingehen, gelten als am nächsten Werktag zu Beginn der Servicezeiten (08:00 Uhr) eingegangen. Die in Abschnitt 4 genannten Reaktionszeiten beginnen erst mit diesem Zeitpunkt zu laufen und werden ausschließlich innerhalb der Servicezeiten berechnet.</w:t>
+        <w:t xml:space="preserve">Supportanfragen, die außerhalb der Servicezeiten eingehen, gelten als am nächsten Werktag zu Beginn der Servicezeiten (09:00 Uhr) eingegangen. Die in Abschnitt 4 genannten Reaktionszeiten beginnen erst mit diesem Zeitpunkt zu laufen und werden ausschließlich innerhalb der Servicezeiten berechnet.</w:t>
       </w:r>
     </w:p>
     <w:p>
